--- a/Quotations/Anurima 28 December/EventDetails.docx
+++ b/Quotations/Anurima 28 December/EventDetails.docx
@@ -1388,6 +1388,279 @@
         </w:rPr>
       </w:pPr>
     </w:p>
+    <w:p>
+      <w:pPr>
+        <w:pBdr>
+          <w:top w:val="single" w:sz="4" w:space="1" w:color="auto"/>
+          <w:left w:val="single" w:sz="4" w:space="4" w:color="auto"/>
+          <w:bottom w:val="single" w:sz="4" w:space="1" w:color="auto"/>
+          <w:right w:val="single" w:sz="4" w:space="4" w:color="auto"/>
+          <w:between w:val="single" w:sz="4" w:space="1" w:color="auto"/>
+          <w:bar w:val="single" w:sz="4" w:color="auto"/>
+        </w:pBdr>
+        <w:rPr>
+          <w:rFonts w:asciiTheme="majorHAnsi" w:eastAsiaTheme="majorEastAsia" w:hAnsiTheme="majorHAnsi" w:cstheme="majorBidi"/>
+          <w:bCs/>
+          <w:color w:val="000000" w:themeColor="text1"/>
+          <w:sz w:val="28"/>
+          <w:szCs w:val="28"/>
+          <w14:shadow w14:blurRad="38100" w14:dist="19050" w14:dir="2700000" w14:sx="100000" w14:sy="100000" w14:kx="0" w14:ky="0" w14:algn="tl">
+            <w14:schemeClr w14:val="dk1">
+              <w14:alpha w14:val="60000"/>
+            </w14:schemeClr>
+          </w14:shadow>
+          <w14:textOutline w14:w="0" w14:cap="flat" w14:cmpd="sng" w14:algn="ctr">
+            <w14:noFill/>
+            <w14:prstDash w14:val="solid"/>
+            <w14:round/>
+          </w14:textOutline>
+        </w:rPr>
+      </w:pPr>
+      <w:r>
+        <w:rPr>
+          <w:rFonts w:asciiTheme="majorHAnsi" w:eastAsiaTheme="majorEastAsia" w:hAnsiTheme="majorHAnsi" w:cstheme="majorBidi"/>
+          <w:bCs/>
+          <w:color w:val="000000" w:themeColor="text1"/>
+          <w:sz w:val="28"/>
+          <w:szCs w:val="28"/>
+          <w14:shadow w14:blurRad="38100" w14:dist="19050" w14:dir="2700000" w14:sx="100000" w14:sy="100000" w14:kx="0" w14:ky="0" w14:algn="tl">
+            <w14:schemeClr w14:val="dk1">
+              <w14:alpha w14:val="60000"/>
+            </w14:schemeClr>
+          </w14:shadow>
+          <w14:textOutline w14:w="0" w14:cap="flat" w14:cmpd="sng" w14:algn="ctr">
+            <w14:noFill/>
+            <w14:prstDash w14:val="solid"/>
+            <w14:round/>
+          </w14:textOutline>
+        </w:rPr>
+        <w:t xml:space="preserve">Deal Closed          </w:t>
+      </w:r>
+      <w:proofErr w:type="gramStart"/>
+      <w:r>
+        <w:rPr>
+          <w:rFonts w:asciiTheme="majorHAnsi" w:eastAsiaTheme="majorEastAsia" w:hAnsiTheme="majorHAnsi" w:cstheme="majorBidi"/>
+          <w:bCs/>
+          <w:color w:val="000000" w:themeColor="text1"/>
+          <w:sz w:val="28"/>
+          <w:szCs w:val="28"/>
+          <w14:shadow w14:blurRad="38100" w14:dist="19050" w14:dir="2700000" w14:sx="100000" w14:sy="100000" w14:kx="0" w14:ky="0" w14:algn="tl">
+            <w14:schemeClr w14:val="dk1">
+              <w14:alpha w14:val="60000"/>
+            </w14:schemeClr>
+          </w14:shadow>
+          <w14:textOutline w14:w="0" w14:cap="flat" w14:cmpd="sng" w14:algn="ctr">
+            <w14:noFill/>
+            <w14:prstDash w14:val="solid"/>
+            <w14:round/>
+          </w14:textOutline>
+        </w:rPr>
+        <w:t xml:space="preserve">  :</w:t>
+      </w:r>
+      <w:proofErr w:type="gramEnd"/>
+      <w:r>
+        <w:rPr>
+          <w:rFonts w:asciiTheme="majorHAnsi" w:eastAsiaTheme="majorEastAsia" w:hAnsiTheme="majorHAnsi" w:cstheme="majorBidi"/>
+          <w:bCs/>
+          <w:color w:val="000000" w:themeColor="text1"/>
+          <w:sz w:val="28"/>
+          <w:szCs w:val="28"/>
+          <w14:shadow w14:blurRad="38100" w14:dist="19050" w14:dir="2700000" w14:sx="100000" w14:sy="100000" w14:kx="0" w14:ky="0" w14:algn="tl">
+            <w14:schemeClr w14:val="dk1">
+              <w14:alpha w14:val="60000"/>
+            </w14:schemeClr>
+          </w14:shadow>
+          <w14:textOutline w14:w="0" w14:cap="flat" w14:cmpd="sng" w14:algn="ctr">
+            <w14:noFill/>
+            <w14:prstDash w14:val="solid"/>
+            <w14:round/>
+          </w14:textOutline>
+        </w:rPr>
+        <w:t xml:space="preserve"> 1,20,000 /-</w:t>
+      </w:r>
+    </w:p>
+    <w:p>
+      <w:pPr>
+        <w:pBdr>
+          <w:top w:val="single" w:sz="4" w:space="1" w:color="auto"/>
+          <w:left w:val="single" w:sz="4" w:space="4" w:color="auto"/>
+          <w:bottom w:val="single" w:sz="4" w:space="1" w:color="auto"/>
+          <w:right w:val="single" w:sz="4" w:space="4" w:color="auto"/>
+          <w:between w:val="single" w:sz="4" w:space="1" w:color="auto"/>
+          <w:bar w:val="single" w:sz="4" w:color="auto"/>
+        </w:pBdr>
+        <w:rPr>
+          <w:rFonts w:asciiTheme="majorHAnsi" w:eastAsiaTheme="majorEastAsia" w:hAnsiTheme="majorHAnsi" w:cstheme="majorBidi"/>
+          <w:bCs/>
+          <w:color w:val="000000" w:themeColor="text1"/>
+          <w:sz w:val="28"/>
+          <w:szCs w:val="28"/>
+          <w14:shadow w14:blurRad="38100" w14:dist="19050" w14:dir="2700000" w14:sx="100000" w14:sy="100000" w14:kx="0" w14:ky="0" w14:algn="tl">
+            <w14:schemeClr w14:val="dk1">
+              <w14:alpha w14:val="60000"/>
+            </w14:schemeClr>
+          </w14:shadow>
+          <w14:textOutline w14:w="0" w14:cap="flat" w14:cmpd="sng" w14:algn="ctr">
+            <w14:noFill/>
+            <w14:prstDash w14:val="solid"/>
+            <w14:round/>
+          </w14:textOutline>
+        </w:rPr>
+      </w:pPr>
+      <w:r>
+        <w:rPr>
+          <w:rFonts w:asciiTheme="majorHAnsi" w:eastAsiaTheme="majorEastAsia" w:hAnsiTheme="majorHAnsi" w:cstheme="majorBidi"/>
+          <w:bCs/>
+          <w:color w:val="000000" w:themeColor="text1"/>
+          <w:sz w:val="28"/>
+          <w:szCs w:val="28"/>
+          <w14:shadow w14:blurRad="38100" w14:dist="19050" w14:dir="2700000" w14:sx="100000" w14:sy="100000" w14:kx="0" w14:ky="0" w14:algn="tl">
+            <w14:schemeClr w14:val="dk1">
+              <w14:alpha w14:val="60000"/>
+            </w14:schemeClr>
+          </w14:shadow>
+          <w14:textOutline w14:w="0" w14:cap="flat" w14:cmpd="sng" w14:algn="ctr">
+            <w14:noFill/>
+            <w14:prstDash w14:val="solid"/>
+            <w14:round/>
+          </w14:textOutline>
+        </w:rPr>
+        <w:t xml:space="preserve">Advance </w:t>
+      </w:r>
+      <w:proofErr w:type="gramStart"/>
+      <w:r>
+        <w:rPr>
+          <w:rFonts w:asciiTheme="majorHAnsi" w:eastAsiaTheme="majorEastAsia" w:hAnsiTheme="majorHAnsi" w:cstheme="majorBidi"/>
+          <w:bCs/>
+          <w:color w:val="000000" w:themeColor="text1"/>
+          <w:sz w:val="28"/>
+          <w:szCs w:val="28"/>
+          <w14:shadow w14:blurRad="38100" w14:dist="19050" w14:dir="2700000" w14:sx="100000" w14:sy="100000" w14:kx="0" w14:ky="0" w14:algn="tl">
+            <w14:schemeClr w14:val="dk1">
+              <w14:alpha w14:val="60000"/>
+            </w14:schemeClr>
+          </w14:shadow>
+          <w14:textOutline w14:w="0" w14:cap="flat" w14:cmpd="sng" w14:algn="ctr">
+            <w14:noFill/>
+            <w14:prstDash w14:val="solid"/>
+            <w14:round/>
+          </w14:textOutline>
+        </w:rPr>
+        <w:t>Received :</w:t>
+      </w:r>
+      <w:proofErr w:type="gramEnd"/>
+      <w:r>
+        <w:rPr>
+          <w:rFonts w:asciiTheme="majorHAnsi" w:eastAsiaTheme="majorEastAsia" w:hAnsiTheme="majorHAnsi" w:cstheme="majorBidi"/>
+          <w:bCs/>
+          <w:color w:val="000000" w:themeColor="text1"/>
+          <w:sz w:val="28"/>
+          <w:szCs w:val="28"/>
+          <w14:shadow w14:blurRad="38100" w14:dist="19050" w14:dir="2700000" w14:sx="100000" w14:sy="100000" w14:kx="0" w14:ky="0" w14:algn="tl">
+            <w14:schemeClr w14:val="dk1">
+              <w14:alpha w14:val="60000"/>
+            </w14:schemeClr>
+          </w14:shadow>
+          <w14:textOutline w14:w="0" w14:cap="flat" w14:cmpd="sng" w14:algn="ctr">
+            <w14:noFill/>
+            <w14:prstDash w14:val="solid"/>
+            <w14:round/>
+          </w14:textOutline>
+        </w:rPr>
+        <w:t xml:space="preserve"> 20,000 /– (2 December 2025)</w:t>
+      </w:r>
+    </w:p>
+    <w:p>
+      <w:pPr>
+        <w:pBdr>
+          <w:top w:val="single" w:sz="4" w:space="1" w:color="auto"/>
+          <w:left w:val="single" w:sz="4" w:space="4" w:color="auto"/>
+          <w:bottom w:val="single" w:sz="4" w:space="1" w:color="auto"/>
+          <w:right w:val="single" w:sz="4" w:space="4" w:color="auto"/>
+          <w:between w:val="single" w:sz="4" w:space="1" w:color="auto"/>
+          <w:bar w:val="single" w:sz="4" w:color="auto"/>
+        </w:pBdr>
+        <w:rPr>
+          <w:rFonts w:asciiTheme="majorHAnsi" w:eastAsiaTheme="majorEastAsia" w:hAnsiTheme="majorHAnsi" w:cstheme="majorBidi"/>
+          <w:bCs/>
+          <w:color w:val="000000" w:themeColor="text1"/>
+          <w:sz w:val="28"/>
+          <w:szCs w:val="28"/>
+          <w14:shadow w14:blurRad="38100" w14:dist="19050" w14:dir="2700000" w14:sx="100000" w14:sy="100000" w14:kx="0" w14:ky="0" w14:algn="tl">
+            <w14:schemeClr w14:val="dk1">
+              <w14:alpha w14:val="60000"/>
+            </w14:schemeClr>
+          </w14:shadow>
+          <w14:textOutline w14:w="0" w14:cap="flat" w14:cmpd="sng" w14:algn="ctr">
+            <w14:noFill/>
+            <w14:prstDash w14:val="solid"/>
+            <w14:round/>
+          </w14:textOutline>
+        </w:rPr>
+      </w:pPr>
+      <w:r>
+        <w:rPr>
+          <w:rFonts w:asciiTheme="majorHAnsi" w:eastAsiaTheme="majorEastAsia" w:hAnsiTheme="majorHAnsi" w:cstheme="majorBidi"/>
+          <w:bCs/>
+          <w:color w:val="000000" w:themeColor="text1"/>
+          <w:sz w:val="28"/>
+          <w:szCs w:val="28"/>
+          <w14:shadow w14:blurRad="38100" w14:dist="19050" w14:dir="2700000" w14:sx="100000" w14:sy="100000" w14:kx="0" w14:ky="0" w14:algn="tl">
+            <w14:schemeClr w14:val="dk1">
+              <w14:alpha w14:val="60000"/>
+            </w14:schemeClr>
+          </w14:shadow>
+          <w14:textOutline w14:w="0" w14:cap="flat" w14:cmpd="sng" w14:algn="ctr">
+            <w14:noFill/>
+            <w14:prstDash w14:val="solid"/>
+            <w14:round/>
+          </w14:textOutline>
+        </w:rPr>
+        <w:t xml:space="preserve">Pending Amount </w:t>
+      </w:r>
+      <w:proofErr w:type="gramStart"/>
+      <w:r>
+        <w:rPr>
+          <w:rFonts w:asciiTheme="majorHAnsi" w:eastAsiaTheme="majorEastAsia" w:hAnsiTheme="majorHAnsi" w:cstheme="majorBidi"/>
+          <w:bCs/>
+          <w:color w:val="000000" w:themeColor="text1"/>
+          <w:sz w:val="28"/>
+          <w:szCs w:val="28"/>
+          <w14:shadow w14:blurRad="38100" w14:dist="19050" w14:dir="2700000" w14:sx="100000" w14:sy="100000" w14:kx="0" w14:ky="0" w14:algn="tl">
+            <w14:schemeClr w14:val="dk1">
+              <w14:alpha w14:val="60000"/>
+            </w14:schemeClr>
+          </w14:shadow>
+          <w14:textOutline w14:w="0" w14:cap="flat" w14:cmpd="sng" w14:algn="ctr">
+            <w14:noFill/>
+            <w14:prstDash w14:val="solid"/>
+            <w14:round/>
+          </w14:textOutline>
+        </w:rPr>
+        <w:t xml:space="preserve">  :</w:t>
+      </w:r>
+      <w:proofErr w:type="gramEnd"/>
+      <w:r>
+        <w:rPr>
+          <w:rFonts w:asciiTheme="majorHAnsi" w:eastAsiaTheme="majorEastAsia" w:hAnsiTheme="majorHAnsi" w:cstheme="majorBidi"/>
+          <w:bCs/>
+          <w:color w:val="000000" w:themeColor="text1"/>
+          <w:sz w:val="28"/>
+          <w:szCs w:val="28"/>
+          <w14:shadow w14:blurRad="38100" w14:dist="19050" w14:dir="2700000" w14:sx="100000" w14:sy="100000" w14:kx="0" w14:ky="0" w14:algn="tl">
+            <w14:schemeClr w14:val="dk1">
+              <w14:alpha w14:val="60000"/>
+            </w14:schemeClr>
+          </w14:shadow>
+          <w14:textOutline w14:w="0" w14:cap="flat" w14:cmpd="sng" w14:algn="ctr">
+            <w14:noFill/>
+            <w14:prstDash w14:val="solid"/>
+            <w14:round/>
+          </w14:textOutline>
+        </w:rPr>
+        <w:t xml:space="preserve"> 1,00,000 /-</w:t>
+      </w:r>
+    </w:p>
     <w:sectPr>
       <w:headerReference w:type="default" r:id="rId8"/>
       <w:footerReference w:type="default" r:id="rId9"/>
@@ -1634,7 +1907,7 @@
         <v:path o:extrusionok="f" gradientshapeok="t" o:connecttype="rect"/>
         <o:lock v:ext="edit" aspectratio="t"/>
       </v:shapetype>
-      <v:shape id="_x0000_i1030" type="#_x0000_t75" style="width:11.4pt;height:11.4pt" o:bullet="t">
+      <v:shape id="_x0000_i1040" type="#_x0000_t75" style="width:11.4pt;height:11.4pt" o:bullet="t">
         <v:imagedata r:id="rId1" o:title="msoEFB0"/>
       </v:shape>
     </w:pict>
